--- a/NQI/NQI 17 Realizar a gestão geral de processos da unidade/files/attachments/SIGLA] Lista de Servicos.docx
+++ b/NQI/NQI 17 Realizar a gestão geral de processos da unidade/files/attachments/SIGLA] Lista de Servicos.docx
@@ -178,6 +178,7 @@
           <w:color w:val="0070C0"/>
           <w:sz w:val="24"/>
           <w:szCs w:val="24"/>
+          <w:u w:val="single"/>
         </w:rPr>
       </w:pPr>
       <w:r>
@@ -243,8 +244,6 @@
         </w:rPr>
         <w:t>unidade</w:t>
       </w:r>
-      <w:bookmarkStart w:id="0" w:name="_GoBack"/>
-      <w:bookmarkEnd w:id="0"/>
       <w:r>
         <w:rPr>
           <w:color w:val="0070C0"/>
@@ -259,14 +258,39 @@
           <w:sz w:val="24"/>
           <w:szCs w:val="24"/>
         </w:rPr>
-        <w:t xml:space="preserve">os processos pelos quais se iniciará o mapeamento recebem alta prioridade, </w:t>
-      </w:r>
-      <w:r>
-        <w:rPr>
+        <w:t xml:space="preserve">os </w:t>
+      </w:r>
+      <w:commentRangeStart w:id="0"/>
+      <w:r>
+        <w:rPr>
+          <w:b/>
           <w:color w:val="0070C0"/>
           <w:sz w:val="24"/>
           <w:szCs w:val="24"/>
         </w:rPr>
+        <w:t>processos pelos quais se iniciará o mapeamento recebem alta prioridade</w:t>
+      </w:r>
+      <w:r>
+        <w:rPr>
+          <w:color w:val="0070C0"/>
+          <w:sz w:val="24"/>
+          <w:szCs w:val="24"/>
+        </w:rPr>
+        <w:t xml:space="preserve">, </w:t>
+      </w:r>
+      <w:commentRangeEnd w:id="0"/>
+      <w:r>
+        <w:rPr>
+          <w:rStyle w:val="Refdecomentrio"/>
+        </w:rPr>
+        <w:commentReference w:id="0"/>
+      </w:r>
+      <w:r>
+        <w:rPr>
+          <w:color w:val="0070C0"/>
+          <w:sz w:val="24"/>
+          <w:szCs w:val="24"/>
+        </w:rPr>
         <w:t>os processos de média prioridade serão mapeados em seguida</w:t>
       </w:r>
       <w:r>
@@ -299,7 +323,41 @@
           <w:sz w:val="24"/>
           <w:szCs w:val="24"/>
         </w:rPr>
-        <w:t xml:space="preserve"> Preencha com “Alta”, “Média” ou “Baixa” na coluna apropriada.</w:t>
+        <w:t xml:space="preserve"> Preencha com “Alta”, “Média” ou “Baixa” na co</w:t>
+      </w:r>
+      <w:r>
+        <w:rPr>
+          <w:color w:val="0070C0"/>
+          <w:sz w:val="24"/>
+          <w:szCs w:val="24"/>
+        </w:rPr>
+        <w:t>luna apropriada</w:t>
+      </w:r>
+      <w:commentRangeStart w:id="1"/>
+      <w:r>
+        <w:rPr>
+          <w:color w:val="0070C0"/>
+          <w:sz w:val="24"/>
+          <w:szCs w:val="24"/>
+          <w:u w:val="single"/>
+        </w:rPr>
+        <w:t xml:space="preserve">, considerando </w:t>
+      </w:r>
+      <w:r>
+        <w:rPr>
+          <w:color w:val="0070C0"/>
+          <w:sz w:val="24"/>
+          <w:szCs w:val="24"/>
+          <w:u w:val="single"/>
+        </w:rPr>
+        <w:t>a ordem de mapeamento dos referidos processos.</w:t>
+      </w:r>
+      <w:commentRangeEnd w:id="1"/>
+      <w:r>
+        <w:rPr>
+          <w:rStyle w:val="Refdecomentrio"/>
+        </w:rPr>
+        <w:commentReference w:id="1"/>
       </w:r>
     </w:p>
     <w:p>
@@ -572,70 +630,20 @@
           <w:szCs w:val="24"/>
         </w:rPr>
       </w:pPr>
-    </w:p>
-    <w:tbl>
-      <w:tblPr>
-        <w:tblStyle w:val="Tabelacomgrade"/>
-        <w:tblW w:w="0" w:type="auto"/>
-        <w:jc w:val="center"/>
-        <w:tblLook w:val="04A0" w:firstRow="1" w:lastRow="0" w:firstColumn="1" w:lastColumn="0" w:noHBand="0" w:noVBand="1"/>
-      </w:tblPr>
-      <w:tblGrid>
-        <w:gridCol w:w="14312"/>
-      </w:tblGrid>
-      <w:tr>
-        <w:trPr>
-          <w:jc w:val="center"/>
-        </w:trPr>
-        <w:tc>
-          <w:tcPr>
-            <w:tcW w:w="14312" w:type="dxa"/>
-          </w:tcPr>
-          <w:p>
-            <w:pPr>
-              <w:widowControl w:val="0"/>
-              <w:rPr>
-                <w:b/>
-                <w:sz w:val="24"/>
-                <w:szCs w:val="24"/>
-              </w:rPr>
-            </w:pPr>
-            <w:r>
-              <w:rPr>
-                <w:b/>
-                <w:sz w:val="24"/>
-                <w:szCs w:val="24"/>
-              </w:rPr>
-              <w:t>Critério de Priorização:</w:t>
-            </w:r>
-          </w:p>
-          <w:p>
-            <w:pPr>
-              <w:widowControl w:val="0"/>
-              <w:rPr>
-                <w:sz w:val="24"/>
-                <w:szCs w:val="24"/>
-              </w:rPr>
-            </w:pPr>
-          </w:p>
-        </w:tc>
-      </w:tr>
-    </w:tbl>
-    <w:p>
-      <w:pPr>
-        <w:jc w:val="both"/>
-        <w:rPr>
-          <w:rFonts w:ascii="Calibri" w:eastAsia="Calibri" w:hAnsi="Calibri" w:cs="Calibri"/>
-          <w:sz w:val="24"/>
-          <w:szCs w:val="24"/>
-        </w:rPr>
-      </w:pPr>
+      <w:r>
+        <w:rPr>
+          <w:rStyle w:val="Refdecomentrio"/>
+        </w:rPr>
+        <w:commentReference w:id="2"/>
+      </w:r>
+      <w:bookmarkStart w:id="3" w:name="_GoBack"/>
+      <w:bookmarkEnd w:id="3"/>
     </w:p>
     <w:sectPr>
-      <w:headerReference w:type="even" r:id="rId6"/>
-      <w:footerReference w:type="default" r:id="rId7"/>
-      <w:headerReference w:type="first" r:id="rId8"/>
-      <w:footerReference w:type="first" r:id="rId9"/>
+      <w:headerReference w:type="even" r:id="rId8"/>
+      <w:footerReference w:type="default" r:id="rId9"/>
+      <w:headerReference w:type="first" r:id="rId10"/>
+      <w:footerReference w:type="first" r:id="rId11"/>
       <w:pgSz w:w="16838" w:h="11906" w:orient="landscape" w:code="9"/>
       <w:pgMar w:top="851" w:right="1134" w:bottom="1701" w:left="1134" w:header="1134" w:footer="1134" w:gutter="0"/>
       <w:pgNumType w:start="1"/>
@@ -645,6 +653,67 @@
     </w:sectPr>
   </w:body>
 </w:document>
+</file>
+
+<file path=word/comments.xml><?xml version="1.0" encoding="utf-8"?>
+<w:comments xmlns:wpc="http://schemas.microsoft.com/office/word/2010/wordprocessingCanvas" xmlns:cx="http://schemas.microsoft.com/office/drawing/2014/chartex" xmlns:cx1="http://schemas.microsoft.com/office/drawing/2015/9/8/chartex" xmlns:mc="http://schemas.openxmlformats.org/markup-compatibility/2006" xmlns:o="urn:schemas-microsoft-com:office:office" xmlns:r="http://schemas.openxmlformats.org/officeDocument/2006/relationships" xmlns:m="http://schemas.openxmlformats.org/officeDocument/2006/math" xmlns:v="urn:schemas-microsoft-com:vml" xmlns:wp14="http://schemas.microsoft.com/office/word/2010/wordprocessingDrawing" xmlns:wp="http://schemas.openxmlformats.org/drawingml/2006/wordprocessingDrawing" xmlns:w10="urn:schemas-microsoft-com:office:word" xmlns:w="http://schemas.openxmlformats.org/wordprocessingml/2006/main" xmlns:w14="http://schemas.microsoft.com/office/word/2010/wordml" xmlns:w15="http://schemas.microsoft.com/office/word/2012/wordml" xmlns:w16se="http://schemas.microsoft.com/office/word/2015/wordml/symex" xmlns:wpg="http://schemas.microsoft.com/office/word/2010/wordprocessingGroup" xmlns:wpi="http://schemas.microsoft.com/office/word/2010/wordprocessingInk" xmlns:wne="http://schemas.microsoft.com/office/word/2006/wordml" xmlns:wps="http://schemas.microsoft.com/office/word/2010/wordprocessingShape" mc:Ignorable="w14 w15 w16se wp14">
+  <w:comment w:id="0" w:author="Andressa Luiza Bortolaso de Oliveira" w:date="2026-01-26T15:35:00Z" w:initials="ALBdO">
+    <w:p>
+      <w:pPr>
+        <w:pStyle w:val="Textodecomentrio"/>
+      </w:pPr>
+      <w:r>
+        <w:rPr>
+          <w:rStyle w:val="Refdecomentrio"/>
+        </w:rPr>
+        <w:annotationRef/>
+      </w:r>
+      <w:r>
+        <w:t>Coloquei em negrito</w:t>
+      </w:r>
+    </w:p>
+  </w:comment>
+  <w:comment w:id="1" w:author="Andressa Luiza Bortolaso de Oliveira" w:date="2026-01-26T15:35:00Z" w:initials="ALBdO">
+    <w:p>
+      <w:pPr>
+        <w:pStyle w:val="Textodecomentrio"/>
+      </w:pPr>
+      <w:r>
+        <w:rPr>
+          <w:rStyle w:val="Refdecomentrio"/>
+        </w:rPr>
+        <w:annotationRef/>
+      </w:r>
+      <w:r>
+        <w:t>E complementei com esta frase</w:t>
+      </w:r>
+    </w:p>
+  </w:comment>
+  <w:comment w:id="2" w:author="Andressa Luiza Bortolaso de Oliveira" w:date="2026-01-26T15:35:00Z" w:initials="ALBdO">
+    <w:p>
+      <w:pPr>
+        <w:pStyle w:val="Textodecomentrio"/>
+      </w:pPr>
+      <w:r>
+        <w:rPr>
+          <w:rStyle w:val="Refdecomentrio"/>
+        </w:rPr>
+        <w:annotationRef/>
+      </w:r>
+      <w:r>
+        <w:t>Também removi a caixa relativa à descrição do critério de priorização</w:t>
+      </w:r>
+    </w:p>
+  </w:comment>
+</w:comments>
+</file>
+
+<file path=word/commentsExtended.xml><?xml version="1.0" encoding="utf-8"?>
+<w15:commentsEx xmlns:wpc="http://schemas.microsoft.com/office/word/2010/wordprocessingCanvas" xmlns:cx="http://schemas.microsoft.com/office/drawing/2014/chartex" xmlns:cx1="http://schemas.microsoft.com/office/drawing/2015/9/8/chartex" xmlns:mc="http://schemas.openxmlformats.org/markup-compatibility/2006" xmlns:o="urn:schemas-microsoft-com:office:office" xmlns:r="http://schemas.openxmlformats.org/officeDocument/2006/relationships" xmlns:m="http://schemas.openxmlformats.org/officeDocument/2006/math" xmlns:v="urn:schemas-microsoft-com:vml" xmlns:wp14="http://schemas.microsoft.com/office/word/2010/wordprocessingDrawing" xmlns:wp="http://schemas.openxmlformats.org/drawingml/2006/wordprocessingDrawing" xmlns:w10="urn:schemas-microsoft-com:office:word" xmlns:w="http://schemas.openxmlformats.org/wordprocessingml/2006/main" xmlns:w14="http://schemas.microsoft.com/office/word/2010/wordml" xmlns:w15="http://schemas.microsoft.com/office/word/2012/wordml" xmlns:w16se="http://schemas.microsoft.com/office/word/2015/wordml/symex" xmlns:wpg="http://schemas.microsoft.com/office/word/2010/wordprocessingGroup" xmlns:wpi="http://schemas.microsoft.com/office/word/2010/wordprocessingInk" xmlns:wne="http://schemas.microsoft.com/office/word/2006/wordml" xmlns:wps="http://schemas.microsoft.com/office/word/2010/wordprocessingShape" mc:Ignorable="w14 w15 w16se wp14">
+  <w15:commentEx w15:paraId="31ACDD50" w15:done="0"/>
+  <w15:commentEx w15:paraId="4FB31CD4" w15:done="0"/>
+  <w15:commentEx w15:paraId="42AF3F0E" w15:done="0"/>
+</w15:commentsEx>
 </file>
 
 <file path=word/endnotes.xml><?xml version="1.0" encoding="utf-8"?>
@@ -905,7 +974,7 @@
       <mc:AlternateContent>
         <mc:Choice Requires="wps">
           <w:drawing>
-            <wp:anchor distT="0" distB="0" distL="114300" distR="114300" simplePos="0" relativeHeight="251657216" behindDoc="0" locked="0" layoutInCell="1" allowOverlap="1" wp14:anchorId="4446BE29" wp14:editId="68FA13CB">
+            <wp:anchor distT="0" distB="0" distL="114300" distR="114300" simplePos="0" relativeHeight="251657216" behindDoc="0" locked="0" layoutInCell="1" allowOverlap="1" wp14:anchorId="4AE3FD27" wp14:editId="27739012">
               <wp:simplePos x="0" y="0"/>
               <wp:positionH relativeFrom="margin">
                 <wp:align>center</wp:align>
@@ -1049,7 +1118,7 @@
         <w:noProof/>
         <w:lang w:eastAsia="pt-BR"/>
       </w:rPr>
-      <w:pict>
+      <w:pict w14:anchorId="5C67570D">
         <v:shapetype id="_x0000_t75" coordsize="21600,21600" o:spt="75" o:preferrelative="t" path="m@4@5l@4@11@9@11@9@5xe" filled="f" stroked="f">
           <v:stroke joinstyle="miter"/>
           <v:formulas>
@@ -1092,7 +1161,7 @@
         <w:lang w:eastAsia="pt-BR"/>
       </w:rPr>
       <w:drawing>
-        <wp:inline distT="0" distB="0" distL="0" distR="0" wp14:anchorId="7AAD5BF5" wp14:editId="67ADB14D">
+        <wp:inline distT="0" distB="0" distL="0" distR="0" wp14:anchorId="03837EB8" wp14:editId="66A10905">
           <wp:extent cx="3557453" cy="798830"/>
           <wp:effectExtent l="0" t="0" r="5080" b="1270"/>
           <wp:docPr id="7" name="Imagem 7"/>
@@ -1135,6 +1204,14 @@
     </w:r>
   </w:p>
 </w:hdr>
+</file>
+
+<file path=word/people.xml><?xml version="1.0" encoding="utf-8"?>
+<w15:people xmlns:wpc="http://schemas.microsoft.com/office/word/2010/wordprocessingCanvas" xmlns:cx="http://schemas.microsoft.com/office/drawing/2014/chartex" xmlns:cx1="http://schemas.microsoft.com/office/drawing/2015/9/8/chartex" xmlns:mc="http://schemas.openxmlformats.org/markup-compatibility/2006" xmlns:o="urn:schemas-microsoft-com:office:office" xmlns:r="http://schemas.openxmlformats.org/officeDocument/2006/relationships" xmlns:m="http://schemas.openxmlformats.org/officeDocument/2006/math" xmlns:v="urn:schemas-microsoft-com:vml" xmlns:wp14="http://schemas.microsoft.com/office/word/2010/wordprocessingDrawing" xmlns:wp="http://schemas.openxmlformats.org/drawingml/2006/wordprocessingDrawing" xmlns:w10="urn:schemas-microsoft-com:office:word" xmlns:w="http://schemas.openxmlformats.org/wordprocessingml/2006/main" xmlns:w14="http://schemas.microsoft.com/office/word/2010/wordml" xmlns:w15="http://schemas.microsoft.com/office/word/2012/wordml" xmlns:w16se="http://schemas.microsoft.com/office/word/2015/wordml/symex" xmlns:wpg="http://schemas.microsoft.com/office/word/2010/wordprocessingGroup" xmlns:wpi="http://schemas.microsoft.com/office/word/2010/wordprocessingInk" xmlns:wne="http://schemas.microsoft.com/office/word/2006/wordml" xmlns:wps="http://schemas.microsoft.com/office/word/2010/wordprocessingShape" mc:Ignorable="w14 w15 w16se wp14">
+  <w15:person w15:author="Andressa Luiza Bortolaso de Oliveira">
+    <w15:presenceInfo w15:providerId="None" w15:userId="Andressa Luiza Bortolaso de Oliveira"/>
+  </w15:person>
+</w15:people>
 </file>
 
 <file path=word/styles.xml><?xml version="1.0" encoding="utf-8"?>
@@ -1697,6 +1774,74 @@
         <w:insideV w:val="single" w:sz="4" w:space="0" w:color="auto"/>
       </w:tblBorders>
     </w:tblPr>
+  </w:style>
+  <w:style w:type="character" w:styleId="Refdecomentrio">
+    <w:name w:val="annotation reference"/>
+    <w:basedOn w:val="Fontepargpadro"/>
+    <w:uiPriority w:val="99"/>
+    <w:semiHidden/>
+    <w:unhideWhenUsed/>
+    <w:rsid w:val="008D2FAA"/>
+    <w:rPr>
+      <w:sz w:val="16"/>
+      <w:szCs w:val="16"/>
+    </w:rPr>
+  </w:style>
+  <w:style w:type="paragraph" w:styleId="Textodecomentrio">
+    <w:name w:val="annotation text"/>
+    <w:basedOn w:val="Normal"/>
+    <w:link w:val="TextodecomentrioChar"/>
+    <w:uiPriority w:val="99"/>
+    <w:semiHidden/>
+    <w:unhideWhenUsed/>
+    <w:rsid w:val="008D2FAA"/>
+    <w:pPr>
+      <w:spacing w:line="240" w:lineRule="auto"/>
+    </w:pPr>
+    <w:rPr>
+      <w:sz w:val="20"/>
+      <w:szCs w:val="20"/>
+    </w:rPr>
+  </w:style>
+  <w:style w:type="character" w:customStyle="1" w:styleId="TextodecomentrioChar">
+    <w:name w:val="Texto de comentário Char"/>
+    <w:basedOn w:val="Fontepargpadro"/>
+    <w:link w:val="Textodecomentrio"/>
+    <w:uiPriority w:val="99"/>
+    <w:semiHidden/>
+    <w:rsid w:val="008D2FAA"/>
+    <w:rPr>
+      <w:sz w:val="20"/>
+      <w:szCs w:val="20"/>
+    </w:rPr>
+  </w:style>
+  <w:style w:type="paragraph" w:styleId="Assuntodocomentrio">
+    <w:name w:val="annotation subject"/>
+    <w:basedOn w:val="Textodecomentrio"/>
+    <w:next w:val="Textodecomentrio"/>
+    <w:link w:val="AssuntodocomentrioChar"/>
+    <w:uiPriority w:val="99"/>
+    <w:semiHidden/>
+    <w:unhideWhenUsed/>
+    <w:rsid w:val="008D2FAA"/>
+    <w:rPr>
+      <w:b/>
+      <w:bCs/>
+    </w:rPr>
+  </w:style>
+  <w:style w:type="character" w:customStyle="1" w:styleId="AssuntodocomentrioChar">
+    <w:name w:val="Assunto do comentário Char"/>
+    <w:basedOn w:val="TextodecomentrioChar"/>
+    <w:link w:val="Assuntodocomentrio"/>
+    <w:uiPriority w:val="99"/>
+    <w:semiHidden/>
+    <w:rsid w:val="008D2FAA"/>
+    <w:rPr>
+      <w:b/>
+      <w:bCs/>
+      <w:sz w:val="20"/>
+      <w:szCs w:val="20"/>
+    </w:rPr>
   </w:style>
 </w:styles>
 </file>
